--- a/BÀI VỀ NHÀ LESSION  1.docx
+++ b/BÀI VỀ NHÀ LESSION  1.docx
@@ -479,16 +479,7 @@
           <w:szCs w:val="24"/>
           <w:lang w:val="vi-VN"/>
         </w:rPr>
-        <w:t xml:space="preserve">- Sự khác biệt giữa 2 quy ước là : quy ước binary dùng lũy thừa của 2 còn quy ước </w:t>
-      </w:r>
-      <w:r>
-        <w:rPr>
-          <w:rFonts w:hint="default"/>
-          <w:sz w:val="24"/>
-          <w:szCs w:val="24"/>
-          <w:lang w:val="vi-VN"/>
-        </w:rPr>
-        <w:t xml:space="preserve">demical dùng lũy thừa của 10 </w:t>
+        <w:t xml:space="preserve">- Sự khác biệt giữa 2 quy ước là : quy ước binary dùng lũy thừa của 2 còn quy ước demical dùng lũy thừa của 10 </w:t>
       </w:r>
     </w:p>
     <w:p>
@@ -666,7 +657,7 @@
           <w:sz w:val="24"/>
           <w:szCs w:val="24"/>
           <w:highlight w:val="red"/>
-          <w:lang w:val="vi-VN"/>
+          <w:lang w:val="en-US"/>
         </w:rPr>
       </w:pPr>
       <w:r>
@@ -677,7 +668,55 @@
           <w:highlight w:val="red"/>
           <w:lang w:val="vi-VN"/>
         </w:rPr>
-        <w:t>BÀI 3</w:t>
+        <w:t>BÀI</w:t>
+      </w:r>
+      <w:r>
+        <w:rPr>
+          <w:rFonts w:hint="default"/>
+          <w:sz w:val="24"/>
+          <w:szCs w:val="24"/>
+          <w:highlight w:val="red"/>
+          <w:lang w:val="en-US"/>
+        </w:rPr>
+        <w:t xml:space="preserve">3 </w:t>
+      </w:r>
+    </w:p>
+    <w:p>
+      <w:r>
+        <w:t>Theo hệ binary, giả sử 1 bức ảnh có dung lượng là 2MB, ta sẽ có:</w:t>
+      </w:r>
+      <w:r>
+        <w:br w:type="textWrapping"/>
+      </w:r>
+      <w:r>
+        <w:tab/>
+      </w:r>
+      <w:r>
+        <w:t>2MB = 2048 KB = 2097152 Byte</w:t>
+      </w:r>
+      <w:r>
+        <w:br w:type="textWrapping"/>
+      </w:r>
+      <w:r>
+        <w:t>Đối với 5 bức ảnh có dung lượng là 2MB, ta sẽ có:</w:t>
+      </w:r>
+      <w:r>
+        <w:br w:type="textWrapping"/>
+      </w:r>
+      <w:r>
+        <w:tab/>
+      </w:r>
+      <w:r>
+        <w:t>10MB = 10240 KB</w:t>
+      </w:r>
+      <w:r>
+        <w:br w:type="textWrapping"/>
+      </w:r>
+      <w:r>
+        <w:tab/>
+      </w:r>
+      <w:r>
+        <w:t>10 MB xấp xỉ 0,0098 GB</w:t>
       </w:r>
     </w:p>
     <w:p>
@@ -692,22 +731,556 @@
           <w:rFonts w:hint="default"/>
           <w:sz w:val="24"/>
           <w:szCs w:val="24"/>
-          <w:highlight w:val="none"/>
-          <w:lang w:val="vi-VN"/>
-        </w:rPr>
-      </w:pPr>
-      <w:r>
-        <w:rPr>
-          <w:rFonts w:hint="default"/>
-          <w:sz w:val="24"/>
-          <w:szCs w:val="24"/>
-          <w:highlight w:val="none"/>
-          <w:lang w:val="vi-VN"/>
-        </w:rPr>
-        <w:t xml:space="preserve"> </w:t>
+          <w:highlight w:val="red"/>
+          <w:lang w:val="vi-VN"/>
+        </w:rPr>
+      </w:pPr>
+      <w:r>
+        <w:rPr>
+          <w:rFonts w:hint="default"/>
+          <w:sz w:val="24"/>
+          <w:szCs w:val="24"/>
+          <w:highlight w:val="red"/>
+          <w:lang w:val="vi-VN"/>
+        </w:rPr>
+        <w:t xml:space="preserve">BÀI 4 </w:t>
+      </w:r>
+    </w:p>
+    <w:p>
+      <w:r>
+        <w:t>Theo quy ước binary, 1 video có dung lượng 500MB khi đổi sang KB, byte, GB lần lượt là:</w:t>
+      </w:r>
+      <w:r>
+        <w:br w:type="textWrapping"/>
+      </w:r>
+      <w:r>
+        <w:tab/>
+      </w:r>
+      <w:r>
+        <w:t>500MB = 500x1024 = 512000 KB</w:t>
+      </w:r>
+      <w:r>
+        <w:br w:type="textWrapping"/>
+      </w:r>
+      <w:r>
+        <w:tab/>
+      </w:r>
+      <w:r>
+        <w:t>500 MB = 500 x 1024 x 1024 = 524288000 byte</w:t>
+      </w:r>
+      <w:r>
+        <w:br w:type="textWrapping"/>
+      </w:r>
+      <w:r>
+        <w:tab/>
+      </w:r>
+      <w:r>
+        <w:t>500 MB = 500 : 1024 = 0.48828125 GB</w:t>
+      </w:r>
+      <w:r>
+        <w:br w:type="textWrapping"/>
+      </w:r>
+      <w:r>
+        <w:t>Với 1 tài liệu word có dung lượng là 50 KB, với 1GB có thể lưu trữ:</w:t>
+      </w:r>
+      <w:r>
+        <w:br w:type="textWrapping"/>
+      </w:r>
+      <w:r>
+        <w:tab/>
+      </w:r>
+      <w:r>
+        <w:t>50 KB = 50 : 1024 = 0.048828125 MB</w:t>
+      </w:r>
+      <w:r>
+        <w:br w:type="textWrapping"/>
+      </w:r>
+      <w:r>
+        <w:tab/>
+      </w:r>
+      <w:r>
+        <w:t>1 GB = 1 x 1024 = 1024 MB</w:t>
+      </w:r>
+      <w:r>
+        <w:br w:type="textWrapping"/>
+      </w:r>
+      <w:r>
+        <w:t>Từ đó, ta có thể tính toán được 1GB có thể lưu trữ: 1024 : 0.048828125 xấp xỉ 20971 file word</w:t>
+      </w:r>
+    </w:p>
+    <w:p>
+      <w:pPr>
+        <w:pStyle w:val="4"/>
+        <w:keepNext w:val="0"/>
+        <w:keepLines w:val="0"/>
+        <w:widowControl/>
+        <w:suppressLineNumbers w:val="0"/>
+        <w:ind w:left="2640" w:hanging="2640" w:hangingChars="1100"/>
+        <w:rPr>
+          <w:rFonts w:hint="default"/>
+          <w:sz w:val="24"/>
+          <w:szCs w:val="24"/>
+          <w:highlight w:val="red"/>
+          <w:lang w:val="vi-VN"/>
+        </w:rPr>
+      </w:pPr>
+      <w:r>
+        <w:rPr>
+          <w:rFonts w:hint="default"/>
+          <w:sz w:val="24"/>
+          <w:szCs w:val="24"/>
+          <w:highlight w:val="red"/>
+          <w:lang w:val="vi-VN"/>
+        </w:rPr>
+        <w:t xml:space="preserve">BÀI 5 </w:t>
+      </w:r>
+    </w:p>
+    <w:p>
+      <w:pPr>
+        <w:pStyle w:val="4"/>
+        <w:keepNext w:val="0"/>
+        <w:keepLines w:val="0"/>
+        <w:widowControl/>
+        <w:suppressLineNumbers w:val="0"/>
+        <w:ind w:left="2640" w:hanging="2640" w:hangingChars="1100"/>
+      </w:pPr>
+      <w:r>
+        <w:t>Theo hệ binary, 1 chiếc USB 16GB tương đương với 0.015625 TB, vì vậy 1 TB sẽ gấp 64 lần so với 1 chiếc USB 16 GB.</w:t>
+      </w:r>
+      <w:r>
+        <w:br w:type="textWrapping"/>
+      </w:r>
+      <w:r>
+        <w:t>Giả sử mỗi ảnh có dung lượng 2MB, thì:</w:t>
+      </w:r>
+      <w:r>
+        <w:br w:type="textWrapping"/>
+      </w:r>
+      <w:r>
+        <w:tab/>
+      </w:r>
+      <w:r>
+        <w:t>Chiếc USB 16GB = 16 x 1024 = 16384 MB có thể lưu: 16384 : 2 = 8192 ảnh</w:t>
+      </w:r>
+      <w:r>
+        <w:br w:type="textWrapping"/>
+      </w:r>
+      <w:r>
+        <w:tab/>
+      </w:r>
+      <w:r>
+        <w:t>Ổ cứng 1 TB = 1 x 1024 x 1024 = 1048576 MB có thể lưu: 1048576 : 2 = 524288 ảnh</w:t>
+      </w:r>
+    </w:p>
+    <w:p>
+      <w:pPr>
+        <w:pStyle w:val="4"/>
+        <w:keepNext w:val="0"/>
+        <w:keepLines w:val="0"/>
+        <w:widowControl/>
+        <w:suppressLineNumbers w:val="0"/>
+        <w:ind w:left="2640" w:hanging="2640" w:hangingChars="1100"/>
+        <w:rPr>
+          <w:rFonts w:hint="default"/>
+          <w:highlight w:val="red"/>
+          <w:lang w:val="vi-VN"/>
+        </w:rPr>
+      </w:pPr>
+      <w:r>
+        <w:rPr>
+          <w:rFonts w:hint="default"/>
+          <w:highlight w:val="red"/>
+          <w:lang w:val="vi-VN"/>
+        </w:rPr>
+        <w:t xml:space="preserve">BÀI 6 </w:t>
+      </w:r>
+    </w:p>
+    <w:p>
+      <w:r>
+        <w:t>Chu trình xử lý thông tin:</w:t>
+      </w:r>
+    </w:p>
+    <w:p>
+      <w:pPr>
+        <w:pStyle w:val="6"/>
+        <w:numPr>
+          <w:ilvl w:val="0"/>
+          <w:numId w:val="1"/>
+        </w:numPr>
+      </w:pPr>
+      <w:r>
+        <w:t>Nhập dữ liệu: đây sẽ là giai đoạn đưa dữ liệu thô vào hệ thống (có thể là nhập tay hoặc tải file, hay dữ liệu từ API)</w:t>
+      </w:r>
+    </w:p>
+    <w:p>
+      <w:pPr>
+        <w:pStyle w:val="6"/>
+        <w:numPr>
+          <w:ilvl w:val="0"/>
+          <w:numId w:val="1"/>
+        </w:numPr>
+      </w:pPr>
+      <w:r>
+        <w:t>Xử lý dữ liệu: máy tính sẽ thực hiện các phép toán, thuật toán, sắp xếp và lọc dữ liệu đối với dữ liệu thô. Mục tiêu là để biến dữ liệu thô thành thông tin có ý nghĩa.</w:t>
+      </w:r>
+    </w:p>
+    <w:p>
+      <w:pPr>
+        <w:pStyle w:val="6"/>
+        <w:numPr>
+          <w:ilvl w:val="0"/>
+          <w:numId w:val="1"/>
+        </w:numPr>
+      </w:pPr>
+      <w:r>
+        <w:t>Lưu trữ: kết quả và dữ liệu gốc (nếu có) sẽ được lưu vào CSDL hoặc hệ thống lưu trữ trên máy tính hoặc cloud tùy vào người dùng</w:t>
+      </w:r>
+    </w:p>
+    <w:p>
+      <w:pPr>
+        <w:pStyle w:val="6"/>
+        <w:numPr>
+          <w:ilvl w:val="0"/>
+          <w:numId w:val="1"/>
+        </w:numPr>
+      </w:pPr>
+      <w:r>
+        <w:t>Trình bày kết quả: hiển thị thông tin đã xử lý cho người dùng bằng các báo cáo (PDF/Excel), dashboard, biểu đồ,…</w:t>
+      </w:r>
+    </w:p>
+    <w:p>
+      <w:r>
+        <w:t>Ví dụ thực tế:</w:t>
+      </w:r>
+    </w:p>
+    <w:p>
+      <w:pPr>
+        <w:pStyle w:val="6"/>
+        <w:numPr>
+          <w:ilvl w:val="0"/>
+          <w:numId w:val="1"/>
+        </w:numPr>
+      </w:pPr>
+      <w:r>
+        <w:t>Nhập dữ liệu: giáo viên nhập điểm kiểm tra của học sinh lên hệ thống. Hệ thống sẽ ghi nhận và kiểm tra xem đã đúng cú pháp chưa.</w:t>
+      </w:r>
+    </w:p>
+    <w:p>
+      <w:pPr>
+        <w:pStyle w:val="6"/>
+        <w:numPr>
+          <w:ilvl w:val="0"/>
+          <w:numId w:val="1"/>
+        </w:numPr>
+      </w:pPr>
+      <w:r>
+        <w:t>Xử lý dữ liệu: hệ thống sẽ dựa vào những quy tắc do người phát triển cài đặt để phân loại điểm vào những học lực đúng với nó.</w:t>
+      </w:r>
+    </w:p>
+    <w:p>
+      <w:pPr>
+        <w:pStyle w:val="6"/>
+        <w:numPr>
+          <w:ilvl w:val="0"/>
+          <w:numId w:val="1"/>
+        </w:numPr>
+      </w:pPr>
+      <w:r>
+        <w:t>Lưu trữ: hệ thống sẽ lưu điểm và học lực của học sinh nào đó vào 1 file chẳng hạn như Excel dưới dạng CSV.</w:t>
       </w:r>
       <w:bookmarkStart w:id="0" w:name="_GoBack"/>
       <w:bookmarkEnd w:id="0"/>
+    </w:p>
+    <w:p>
+      <w:pPr>
+        <w:pStyle w:val="6"/>
+        <w:numPr>
+          <w:ilvl w:val="0"/>
+          <w:numId w:val="1"/>
+        </w:numPr>
+      </w:pPr>
+      <w:r>
+        <w:t>Trình bày kết quả: hiển thị cho giáo viên, phụ huynh về điểm số của học sinh và trạng thái của học sinh đó.</w:t>
+      </w:r>
+    </w:p>
+    <w:p>
+      <w:pPr>
+        <w:pStyle w:val="4"/>
+        <w:keepNext w:val="0"/>
+        <w:keepLines w:val="0"/>
+        <w:widowControl/>
+        <w:suppressLineNumbers w:val="0"/>
+        <w:ind w:left="2640" w:hanging="2640" w:hangingChars="1100"/>
+        <w:rPr>
+          <w:rFonts w:hint="default"/>
+          <w:highlight w:val="red"/>
+          <w:lang w:val="vi-VN"/>
+        </w:rPr>
+      </w:pPr>
+      <w:r>
+        <w:rPr>
+          <w:rFonts w:hint="default"/>
+          <w:highlight w:val="red"/>
+          <w:lang w:val="vi-VN"/>
+        </w:rPr>
+        <w:t xml:space="preserve">BÀI 7 </w:t>
+      </w:r>
+    </w:p>
+    <w:p>
+      <w:r>
+        <w:t>Chu trình xử lý thông tin hệ thống bán hang online tổng quát:</w:t>
+      </w:r>
+    </w:p>
+    <w:p>
+      <w:pPr>
+        <w:pStyle w:val="6"/>
+        <w:numPr>
+          <w:ilvl w:val="0"/>
+          <w:numId w:val="2"/>
+        </w:numPr>
+      </w:pPr>
+      <w:r>
+        <w:t>Nhập dữ liệu: Khách hàng sẽ lựa chọn các sản phẩm muốn mua, số lượng và thông tin cá nhân của họ</w:t>
+      </w:r>
+    </w:p>
+    <w:p>
+      <w:pPr>
+        <w:pStyle w:val="6"/>
+        <w:numPr>
+          <w:ilvl w:val="0"/>
+          <w:numId w:val="2"/>
+        </w:numPr>
+      </w:pPr>
+      <w:r>
+        <w:t>Xử lý dữ liệu: Hệ thống sẽ kiểm tra số lượng sản phẩm đang tồn kho, tính tổng giá trị đơn hàng, xử lý phương thức thanh toán,...</w:t>
+      </w:r>
+    </w:p>
+    <w:p>
+      <w:pPr>
+        <w:pStyle w:val="6"/>
+        <w:numPr>
+          <w:ilvl w:val="0"/>
+          <w:numId w:val="2"/>
+        </w:numPr>
+      </w:pPr>
+      <w:r>
+        <w:t xml:space="preserve">Lưu trữ dữ liệu: Hệ thống sẽ lưu thông tin khách hàng, lịch sử giao dịch cho trường hợp cần tra cứu thông tin chuyển khoản, lưu lại số lần mua để cập nhật lên trang chủ của sản phẩm. </w:t>
+      </w:r>
+    </w:p>
+    <w:p>
+      <w:pPr>
+        <w:pStyle w:val="6"/>
+        <w:numPr>
+          <w:ilvl w:val="0"/>
+          <w:numId w:val="2"/>
+        </w:numPr>
+      </w:pPr>
+      <w:r>
+        <w:t>Xuất kết quả: Hệ thống sẽ trả về thông báo của đơn hàng cho người mua, admin sẽ có thể thấy báo cáo về các đơn hàng đã được đặt.</w:t>
+      </w:r>
+    </w:p>
+    <w:p>
+      <w:pPr>
+        <w:pStyle w:val="4"/>
+        <w:keepNext w:val="0"/>
+        <w:keepLines w:val="0"/>
+        <w:widowControl/>
+        <w:suppressLineNumbers w:val="0"/>
+        <w:ind w:left="2640" w:hanging="2640" w:hangingChars="1100"/>
+        <w:rPr>
+          <w:rFonts w:hint="default"/>
+          <w:lang w:val="vi-VN"/>
+        </w:rPr>
+      </w:pPr>
+      <w:r>
+        <w:t>Sơ đ</w:t>
+      </w:r>
+      <w:r>
+        <w:rPr>
+          <w:rFonts w:hint="default"/>
+          <w:lang w:val="vi-VN"/>
+        </w:rPr>
+        <w:t xml:space="preserve">ồ minh họa : </w:t>
+      </w:r>
+    </w:p>
+    <w:p>
+      <w:r>
+        <w:tab/>
+      </w:r>
+      <w:r>
+        <w:drawing>
+          <wp:inline distT="0" distB="0" distL="0" distR="0">
+            <wp:extent cx="5928360" cy="4191000"/>
+            <wp:effectExtent l="0" t="0" r="0" b="0"/>
+            <wp:docPr id="811959865" name="Picture 1"/>
+            <wp:cNvGraphicFramePr>
+              <a:graphicFrameLocks xmlns:a="http://schemas.openxmlformats.org/drawingml/2006/main" noChangeAspect="1"/>
+            </wp:cNvGraphicFramePr>
+            <a:graphic xmlns:a="http://schemas.openxmlformats.org/drawingml/2006/main">
+              <a:graphicData uri="http://schemas.openxmlformats.org/drawingml/2006/picture">
+                <pic:pic xmlns:pic="http://schemas.openxmlformats.org/drawingml/2006/picture">
+                  <pic:nvPicPr>
+                    <pic:cNvPr id="811959865" name="Picture 1"/>
+                    <pic:cNvPicPr>
+                      <a:picLocks noChangeAspect="1"/>
+                    </pic:cNvPicPr>
+                  </pic:nvPicPr>
+                  <pic:blipFill>
+                    <a:blip r:embed="rId4" cstate="print">
+                      <a:extLst>
+                        <a:ext uri="{28A0092B-C50C-407E-A947-70E740481C1C}">
+                          <a14:useLocalDpi xmlns:a14="http://schemas.microsoft.com/office/drawing/2010/main" val="0"/>
+                        </a:ext>
+                      </a:extLst>
+                    </a:blip>
+                    <a:stretch>
+                      <a:fillRect/>
+                    </a:stretch>
+                  </pic:blipFill>
+                  <pic:spPr>
+                    <a:xfrm>
+                      <a:off x="0" y="0"/>
+                      <a:ext cx="5928360" cy="4191000"/>
+                    </a:xfrm>
+                    <a:prstGeom prst="rect">
+                      <a:avLst/>
+                    </a:prstGeom>
+                  </pic:spPr>
+                </pic:pic>
+              </a:graphicData>
+            </a:graphic>
+          </wp:inline>
+        </w:drawing>
+      </w:r>
+    </w:p>
+    <w:p>
+      <w:pPr>
+        <w:pStyle w:val="4"/>
+        <w:keepNext w:val="0"/>
+        <w:keepLines w:val="0"/>
+        <w:widowControl/>
+        <w:suppressLineNumbers w:val="0"/>
+        <w:ind w:left="2640" w:hanging="2640" w:hangingChars="1100"/>
+        <w:rPr>
+          <w:rFonts w:hint="default"/>
+          <w:highlight w:val="red"/>
+          <w:lang w:val="vi-VN"/>
+        </w:rPr>
+      </w:pPr>
+      <w:r>
+        <w:rPr>
+          <w:rFonts w:hint="default"/>
+          <w:highlight w:val="red"/>
+          <w:lang w:val="vi-VN"/>
+        </w:rPr>
+        <w:t xml:space="preserve">BÀI 8 </w:t>
+      </w:r>
+    </w:p>
+    <w:p>
+      <w:pPr>
+        <w:pStyle w:val="6"/>
+        <w:numPr>
+          <w:ilvl w:val="0"/>
+          <w:numId w:val="3"/>
+        </w:numPr>
+        <w:ind w:left="2040" w:leftChars="0" w:firstLineChars="0"/>
+      </w:pPr>
+      <w:r>
+        <w:t>Nhập dữ liệu: Sử dụng chuột và bàn phím và hệ thống quản lý điểm</w:t>
+      </w:r>
+    </w:p>
+    <w:p>
+      <w:pPr>
+        <w:pStyle w:val="6"/>
+        <w:numPr>
+          <w:ilvl w:val="0"/>
+          <w:numId w:val="3"/>
+        </w:numPr>
+        <w:ind w:left="2040" w:leftChars="0" w:firstLineChars="0"/>
+      </w:pPr>
+      <w:r>
+        <w:t>Xử lý dữ liệu: CPU và máy chủ</w:t>
+      </w:r>
+    </w:p>
+    <w:p>
+      <w:pPr>
+        <w:pStyle w:val="6"/>
+        <w:numPr>
+          <w:ilvl w:val="0"/>
+          <w:numId w:val="3"/>
+        </w:numPr>
+        <w:ind w:left="2040" w:leftChars="0" w:firstLineChars="0"/>
+      </w:pPr>
+      <w:r>
+        <w:t>Lưu trữ kết quả: Ổ cứng và Cloud</w:t>
+      </w:r>
+    </w:p>
+    <w:p>
+      <w:pPr>
+        <w:pStyle w:val="6"/>
+        <w:numPr>
+          <w:ilvl w:val="0"/>
+          <w:numId w:val="3"/>
+        </w:numPr>
+        <w:ind w:left="2040" w:leftChars="0" w:firstLineChars="0"/>
+      </w:pPr>
+      <w:r>
+        <w:t>Xuất kết quả: màn hình, máy in,...</w:t>
+      </w:r>
+    </w:p>
+    <w:p>
+      <w:pPr>
+        <w:pStyle w:val="4"/>
+        <w:keepNext w:val="0"/>
+        <w:keepLines w:val="0"/>
+        <w:widowControl/>
+        <w:suppressLineNumbers w:val="0"/>
+        <w:ind w:left="2640" w:hanging="2640" w:hangingChars="1100"/>
+        <w:rPr>
+          <w:rFonts w:hint="default"/>
+          <w:highlight w:val="red"/>
+          <w:lang w:val="vi-VN"/>
+        </w:rPr>
+      </w:pPr>
+      <w:r>
+        <w:drawing>
+          <wp:inline distT="0" distB="0" distL="0" distR="0">
+            <wp:extent cx="6840855" cy="3194685"/>
+            <wp:effectExtent l="0" t="0" r="1905" b="5715"/>
+            <wp:docPr id="497984788" name="Picture 1"/>
+            <wp:cNvGraphicFramePr>
+              <a:graphicFrameLocks xmlns:a="http://schemas.openxmlformats.org/drawingml/2006/main" noChangeAspect="1"/>
+            </wp:cNvGraphicFramePr>
+            <a:graphic xmlns:a="http://schemas.openxmlformats.org/drawingml/2006/main">
+              <a:graphicData uri="http://schemas.openxmlformats.org/drawingml/2006/picture">
+                <pic:pic xmlns:pic="http://schemas.openxmlformats.org/drawingml/2006/picture">
+                  <pic:nvPicPr>
+                    <pic:cNvPr id="497984788" name="Picture 1"/>
+                    <pic:cNvPicPr>
+                      <a:picLocks noChangeAspect="1"/>
+                    </pic:cNvPicPr>
+                  </pic:nvPicPr>
+                  <pic:blipFill>
+                    <a:blip r:embed="rId5"/>
+                    <a:stretch>
+                      <a:fillRect/>
+                    </a:stretch>
+                  </pic:blipFill>
+                  <pic:spPr>
+                    <a:xfrm>
+                      <a:off x="0" y="0"/>
+                      <a:ext cx="6845691" cy="3196850"/>
+                    </a:xfrm>
+                    <a:prstGeom prst="rect">
+                      <a:avLst/>
+                    </a:prstGeom>
+                  </pic:spPr>
+                </pic:pic>
+              </a:graphicData>
+            </a:graphic>
+          </wp:inline>
+        </w:drawing>
+      </w:r>
     </w:p>
     <w:p>
       <w:pPr>
@@ -756,6 +1329,359 @@
     </w:sectPr>
   </w:body>
 </w:document>
+</file>
+
+<file path=word/numbering.xml><?xml version="1.0" encoding="utf-8"?>
+<w:numbering xmlns:wpc="http://schemas.microsoft.com/office/word/2010/wordprocessingCanvas" xmlns:mc="http://schemas.openxmlformats.org/markup-compatibility/2006" xmlns:o="urn:schemas-microsoft-com:office:office" xmlns:r="http://schemas.openxmlformats.org/officeDocument/2006/relationships" xmlns:m="http://schemas.openxmlformats.org/officeDocument/2006/math" xmlns:v="urn:schemas-microsoft-com:vml" xmlns:wp14="http://schemas.microsoft.com/office/word/2010/wordprocessingDrawing" xmlns:wp="http://schemas.openxmlformats.org/drawingml/2006/wordprocessingDrawing" xmlns:w10="urn:schemas-microsoft-com:office:word" xmlns:w="http://schemas.openxmlformats.org/wordprocessingml/2006/main" xmlns:w14="http://schemas.microsoft.com/office/word/2010/wordml" xmlns:wpg="http://schemas.microsoft.com/office/word/2010/wordprocessingGroup" xmlns:wpi="http://schemas.microsoft.com/office/word/2010/wordprocessingInk" xmlns:wne="http://schemas.microsoft.com/office/word/2006/wordml" xmlns:wps="http://schemas.microsoft.com/office/word/2010/wordprocessingShape" xmlns:wpsCustomData="http://www.wps.cn/officeDocument/2013/wpsCustomData" mc:Ignorable="w14 wp14">
+  <w:abstractNum w:abstractNumId="0">
+    <w:nsid w:val="15B57660"/>
+    <w:multiLevelType w:val="multilevel"/>
+    <w:tmpl w:val="15B57660"/>
+    <w:lvl w:ilvl="0" w:tentative="0">
+      <w:start w:val="1"/>
+      <w:numFmt w:val="bullet"/>
+      <w:lvlText w:val="-"/>
+      <w:lvlJc w:val="left"/>
+      <w:pPr>
+        <w:ind w:left="1080" w:hanging="360"/>
+      </w:pPr>
+      <w:rPr>
+        <w:rFonts w:hint="default" w:ascii="Calibri" w:hAnsi="Calibri" w:cs="Calibri" w:eastAsiaTheme="minorHAnsi"/>
+      </w:rPr>
+    </w:lvl>
+    <w:lvl w:ilvl="1" w:tentative="0">
+      <w:start w:val="1"/>
+      <w:numFmt w:val="bullet"/>
+      <w:lvlText w:val="o"/>
+      <w:lvlJc w:val="left"/>
+      <w:pPr>
+        <w:ind w:left="1800" w:hanging="360"/>
+      </w:pPr>
+      <w:rPr>
+        <w:rFonts w:hint="default" w:ascii="Courier New" w:hAnsi="Courier New" w:cs="Courier New"/>
+      </w:rPr>
+    </w:lvl>
+    <w:lvl w:ilvl="2" w:tentative="0">
+      <w:start w:val="1"/>
+      <w:numFmt w:val="bullet"/>
+      <w:lvlText w:val=""/>
+      <w:lvlJc w:val="left"/>
+      <w:pPr>
+        <w:ind w:left="2520" w:hanging="360"/>
+      </w:pPr>
+      <w:rPr>
+        <w:rFonts w:hint="default" w:ascii="Wingdings" w:hAnsi="Wingdings"/>
+      </w:rPr>
+    </w:lvl>
+    <w:lvl w:ilvl="3" w:tentative="0">
+      <w:start w:val="1"/>
+      <w:numFmt w:val="bullet"/>
+      <w:lvlText w:val=""/>
+      <w:lvlJc w:val="left"/>
+      <w:pPr>
+        <w:ind w:left="3240" w:hanging="360"/>
+      </w:pPr>
+      <w:rPr>
+        <w:rFonts w:hint="default" w:ascii="Symbol" w:hAnsi="Symbol"/>
+      </w:rPr>
+    </w:lvl>
+    <w:lvl w:ilvl="4" w:tentative="0">
+      <w:start w:val="1"/>
+      <w:numFmt w:val="bullet"/>
+      <w:lvlText w:val="o"/>
+      <w:lvlJc w:val="left"/>
+      <w:pPr>
+        <w:ind w:left="3960" w:hanging="360"/>
+      </w:pPr>
+      <w:rPr>
+        <w:rFonts w:hint="default" w:ascii="Courier New" w:hAnsi="Courier New" w:cs="Courier New"/>
+      </w:rPr>
+    </w:lvl>
+    <w:lvl w:ilvl="5" w:tentative="0">
+      <w:start w:val="1"/>
+      <w:numFmt w:val="bullet"/>
+      <w:lvlText w:val=""/>
+      <w:lvlJc w:val="left"/>
+      <w:pPr>
+        <w:ind w:left="4680" w:hanging="360"/>
+      </w:pPr>
+      <w:rPr>
+        <w:rFonts w:hint="default" w:ascii="Wingdings" w:hAnsi="Wingdings"/>
+      </w:rPr>
+    </w:lvl>
+    <w:lvl w:ilvl="6" w:tentative="0">
+      <w:start w:val="1"/>
+      <w:numFmt w:val="bullet"/>
+      <w:lvlText w:val=""/>
+      <w:lvlJc w:val="left"/>
+      <w:pPr>
+        <w:ind w:left="5400" w:hanging="360"/>
+      </w:pPr>
+      <w:rPr>
+        <w:rFonts w:hint="default" w:ascii="Symbol" w:hAnsi="Symbol"/>
+      </w:rPr>
+    </w:lvl>
+    <w:lvl w:ilvl="7" w:tentative="0">
+      <w:start w:val="1"/>
+      <w:numFmt w:val="bullet"/>
+      <w:lvlText w:val="o"/>
+      <w:lvlJc w:val="left"/>
+      <w:pPr>
+        <w:ind w:left="6120" w:hanging="360"/>
+      </w:pPr>
+      <w:rPr>
+        <w:rFonts w:hint="default" w:ascii="Courier New" w:hAnsi="Courier New" w:cs="Courier New"/>
+      </w:rPr>
+    </w:lvl>
+    <w:lvl w:ilvl="8" w:tentative="0">
+      <w:start w:val="1"/>
+      <w:numFmt w:val="bullet"/>
+      <w:lvlText w:val=""/>
+      <w:lvlJc w:val="left"/>
+      <w:pPr>
+        <w:ind w:left="6840" w:hanging="360"/>
+      </w:pPr>
+      <w:rPr>
+        <w:rFonts w:hint="default" w:ascii="Wingdings" w:hAnsi="Wingdings"/>
+      </w:rPr>
+    </w:lvl>
+  </w:abstractNum>
+  <w:abstractNum w:abstractNumId="1">
+    <w:nsid w:val="2DF9757C"/>
+    <w:multiLevelType w:val="multilevel"/>
+    <w:tmpl w:val="2DF9757C"/>
+    <w:lvl w:ilvl="0" w:tentative="0">
+      <w:start w:val="0"/>
+      <w:numFmt w:val="bullet"/>
+      <w:lvlText w:val="-"/>
+      <w:lvlJc w:val="left"/>
+      <w:pPr>
+        <w:ind w:left="2040" w:hanging="360"/>
+      </w:pPr>
+      <w:rPr>
+        <w:rFonts w:hint="default" w:ascii="Calibri" w:hAnsi="Calibri" w:cs="Calibri" w:eastAsiaTheme="minorHAnsi"/>
+      </w:rPr>
+    </w:lvl>
+    <w:lvl w:ilvl="1" w:tentative="0">
+      <w:start w:val="1"/>
+      <w:numFmt w:val="bullet"/>
+      <w:lvlText w:val="o"/>
+      <w:lvlJc w:val="left"/>
+      <w:pPr>
+        <w:ind w:left="2760" w:hanging="360"/>
+      </w:pPr>
+      <w:rPr>
+        <w:rFonts w:hint="default" w:ascii="Courier New" w:hAnsi="Courier New" w:cs="Courier New"/>
+      </w:rPr>
+    </w:lvl>
+    <w:lvl w:ilvl="2" w:tentative="0">
+      <w:start w:val="1"/>
+      <w:numFmt w:val="bullet"/>
+      <w:lvlText w:val=""/>
+      <w:lvlJc w:val="left"/>
+      <w:pPr>
+        <w:ind w:left="3480" w:hanging="360"/>
+      </w:pPr>
+      <w:rPr>
+        <w:rFonts w:hint="default" w:ascii="Wingdings" w:hAnsi="Wingdings"/>
+      </w:rPr>
+    </w:lvl>
+    <w:lvl w:ilvl="3" w:tentative="0">
+      <w:start w:val="1"/>
+      <w:numFmt w:val="bullet"/>
+      <w:lvlText w:val=""/>
+      <w:lvlJc w:val="left"/>
+      <w:pPr>
+        <w:ind w:left="4200" w:hanging="360"/>
+      </w:pPr>
+      <w:rPr>
+        <w:rFonts w:hint="default" w:ascii="Symbol" w:hAnsi="Symbol"/>
+      </w:rPr>
+    </w:lvl>
+    <w:lvl w:ilvl="4" w:tentative="0">
+      <w:start w:val="1"/>
+      <w:numFmt w:val="bullet"/>
+      <w:lvlText w:val="o"/>
+      <w:lvlJc w:val="left"/>
+      <w:pPr>
+        <w:ind w:left="4920" w:hanging="360"/>
+      </w:pPr>
+      <w:rPr>
+        <w:rFonts w:hint="default" w:ascii="Courier New" w:hAnsi="Courier New" w:cs="Courier New"/>
+      </w:rPr>
+    </w:lvl>
+    <w:lvl w:ilvl="5" w:tentative="0">
+      <w:start w:val="1"/>
+      <w:numFmt w:val="bullet"/>
+      <w:lvlText w:val=""/>
+      <w:lvlJc w:val="left"/>
+      <w:pPr>
+        <w:ind w:left="5640" w:hanging="360"/>
+      </w:pPr>
+      <w:rPr>
+        <w:rFonts w:hint="default" w:ascii="Wingdings" w:hAnsi="Wingdings"/>
+      </w:rPr>
+    </w:lvl>
+    <w:lvl w:ilvl="6" w:tentative="0">
+      <w:start w:val="1"/>
+      <w:numFmt w:val="bullet"/>
+      <w:lvlText w:val=""/>
+      <w:lvlJc w:val="left"/>
+      <w:pPr>
+        <w:ind w:left="6360" w:hanging="360"/>
+      </w:pPr>
+      <w:rPr>
+        <w:rFonts w:hint="default" w:ascii="Symbol" w:hAnsi="Symbol"/>
+      </w:rPr>
+    </w:lvl>
+    <w:lvl w:ilvl="7" w:tentative="0">
+      <w:start w:val="1"/>
+      <w:numFmt w:val="bullet"/>
+      <w:lvlText w:val="o"/>
+      <w:lvlJc w:val="left"/>
+      <w:pPr>
+        <w:ind w:left="7080" w:hanging="360"/>
+      </w:pPr>
+      <w:rPr>
+        <w:rFonts w:hint="default" w:ascii="Courier New" w:hAnsi="Courier New" w:cs="Courier New"/>
+      </w:rPr>
+    </w:lvl>
+    <w:lvl w:ilvl="8" w:tentative="0">
+      <w:start w:val="1"/>
+      <w:numFmt w:val="bullet"/>
+      <w:lvlText w:val=""/>
+      <w:lvlJc w:val="left"/>
+      <w:pPr>
+        <w:ind w:left="7800" w:hanging="360"/>
+      </w:pPr>
+      <w:rPr>
+        <w:rFonts w:hint="default" w:ascii="Wingdings" w:hAnsi="Wingdings"/>
+      </w:rPr>
+    </w:lvl>
+  </w:abstractNum>
+  <w:abstractNum w:abstractNumId="2">
+    <w:nsid w:val="636605B4"/>
+    <w:multiLevelType w:val="multilevel"/>
+    <w:tmpl w:val="636605B4"/>
+    <w:lvl w:ilvl="0" w:tentative="0">
+      <w:start w:val="1"/>
+      <w:numFmt w:val="bullet"/>
+      <w:lvlText w:val="-"/>
+      <w:lvlJc w:val="left"/>
+      <w:pPr>
+        <w:ind w:left="1080" w:hanging="360"/>
+      </w:pPr>
+      <w:rPr>
+        <w:rFonts w:hint="default" w:ascii="Calibri" w:hAnsi="Calibri" w:cs="Calibri" w:eastAsiaTheme="minorHAnsi"/>
+      </w:rPr>
+    </w:lvl>
+    <w:lvl w:ilvl="1" w:tentative="0">
+      <w:start w:val="1"/>
+      <w:numFmt w:val="bullet"/>
+      <w:lvlText w:val="o"/>
+      <w:lvlJc w:val="left"/>
+      <w:pPr>
+        <w:ind w:left="1800" w:hanging="360"/>
+      </w:pPr>
+      <w:rPr>
+        <w:rFonts w:hint="default" w:ascii="Courier New" w:hAnsi="Courier New" w:cs="Courier New"/>
+      </w:rPr>
+    </w:lvl>
+    <w:lvl w:ilvl="2" w:tentative="0">
+      <w:start w:val="1"/>
+      <w:numFmt w:val="bullet"/>
+      <w:lvlText w:val=""/>
+      <w:lvlJc w:val="left"/>
+      <w:pPr>
+        <w:ind w:left="2520" w:hanging="360"/>
+      </w:pPr>
+      <w:rPr>
+        <w:rFonts w:hint="default" w:ascii="Wingdings" w:hAnsi="Wingdings"/>
+      </w:rPr>
+    </w:lvl>
+    <w:lvl w:ilvl="3" w:tentative="0">
+      <w:start w:val="1"/>
+      <w:numFmt w:val="bullet"/>
+      <w:lvlText w:val=""/>
+      <w:lvlJc w:val="left"/>
+      <w:pPr>
+        <w:ind w:left="3240" w:hanging="360"/>
+      </w:pPr>
+      <w:rPr>
+        <w:rFonts w:hint="default" w:ascii="Symbol" w:hAnsi="Symbol"/>
+      </w:rPr>
+    </w:lvl>
+    <w:lvl w:ilvl="4" w:tentative="0">
+      <w:start w:val="1"/>
+      <w:numFmt w:val="bullet"/>
+      <w:lvlText w:val="o"/>
+      <w:lvlJc w:val="left"/>
+      <w:pPr>
+        <w:ind w:left="3960" w:hanging="360"/>
+      </w:pPr>
+      <w:rPr>
+        <w:rFonts w:hint="default" w:ascii="Courier New" w:hAnsi="Courier New" w:cs="Courier New"/>
+      </w:rPr>
+    </w:lvl>
+    <w:lvl w:ilvl="5" w:tentative="0">
+      <w:start w:val="1"/>
+      <w:numFmt w:val="bullet"/>
+      <w:lvlText w:val=""/>
+      <w:lvlJc w:val="left"/>
+      <w:pPr>
+        <w:ind w:left="4680" w:hanging="360"/>
+      </w:pPr>
+      <w:rPr>
+        <w:rFonts w:hint="default" w:ascii="Wingdings" w:hAnsi="Wingdings"/>
+      </w:rPr>
+    </w:lvl>
+    <w:lvl w:ilvl="6" w:tentative="0">
+      <w:start w:val="1"/>
+      <w:numFmt w:val="bullet"/>
+      <w:lvlText w:val=""/>
+      <w:lvlJc w:val="left"/>
+      <w:pPr>
+        <w:ind w:left="5400" w:hanging="360"/>
+      </w:pPr>
+      <w:rPr>
+        <w:rFonts w:hint="default" w:ascii="Symbol" w:hAnsi="Symbol"/>
+      </w:rPr>
+    </w:lvl>
+    <w:lvl w:ilvl="7" w:tentative="0">
+      <w:start w:val="1"/>
+      <w:numFmt w:val="bullet"/>
+      <w:lvlText w:val="o"/>
+      <w:lvlJc w:val="left"/>
+      <w:pPr>
+        <w:ind w:left="6120" w:hanging="360"/>
+      </w:pPr>
+      <w:rPr>
+        <w:rFonts w:hint="default" w:ascii="Courier New" w:hAnsi="Courier New" w:cs="Courier New"/>
+      </w:rPr>
+    </w:lvl>
+    <w:lvl w:ilvl="8" w:tentative="0">
+      <w:start w:val="1"/>
+      <w:numFmt w:val="bullet"/>
+      <w:lvlText w:val=""/>
+      <w:lvlJc w:val="left"/>
+      <w:pPr>
+        <w:ind w:left="6840" w:hanging="360"/>
+      </w:pPr>
+      <w:rPr>
+        <w:rFonts w:hint="default" w:ascii="Wingdings" w:hAnsi="Wingdings"/>
+      </w:rPr>
+    </w:lvl>
+  </w:abstractNum>
+  <w:num w:numId="1">
+    <w:abstractNumId w:val="2"/>
+  </w:num>
+  <w:num w:numId="2">
+    <w:abstractNumId w:val="0"/>
+  </w:num>
+  <w:num w:numId="3">
+    <w:abstractNumId w:val="1"/>
+  </w:num>
+</w:numbering>
 </file>
 
 <file path=word/styles.xml><?xml version="1.0" encoding="utf-8"?>
@@ -939,6 +1865,7 @@
     <w:lsdException w:unhideWhenUsed="0" w:uiPriority="63" w:semiHidden="0" w:name="Medium Shading 1 Accent 1"/>
     <w:lsdException w:unhideWhenUsed="0" w:uiPriority="64" w:semiHidden="0" w:name="Medium Shading 2 Accent 1"/>
     <w:lsdException w:unhideWhenUsed="0" w:uiPriority="65" w:semiHidden="0" w:name="Medium List 1 Accent 1"/>
+    <w:lsdException w:qFormat="1" w:unhideWhenUsed="0" w:uiPriority="34" w:semiHidden="0" w:name="List Paragraph"/>
     <w:lsdException w:unhideWhenUsed="0" w:uiPriority="66" w:semiHidden="0" w:name="Medium List 2 Accent 1"/>
     <w:lsdException w:unhideWhenUsed="0" w:uiPriority="67" w:semiHidden="0" w:name="Medium Grid 1 Accent 1"/>
     <w:lsdException w:unhideWhenUsed="0" w:uiPriority="68" w:semiHidden="0" w:name="Medium Grid 2 Accent 1"/>
@@ -1073,6 +2000,16 @@
       <w:b/>
       <w:bCs/>
     </w:rPr>
+  </w:style>
+  <w:style w:type="paragraph" w:styleId="6">
+    <w:name w:val="List Paragraph"/>
+    <w:basedOn w:val="1"/>
+    <w:qFormat/>
+    <w:uiPriority w:val="34"/>
+    <w:pPr>
+      <w:ind w:left="720"/>
+      <w:contextualSpacing/>
+    </w:pPr>
   </w:style>
 </w:styles>
 </file>
